--- a/docs/docx/module/family_markers.docx
+++ b/docs/docx/module/family_markers.docx
@@ -12,6 +12,14 @@
           <w:bCs/>
         </w:rPr>
         <w:t xml:space="preserve">Family Markers: Using Multiply-Affected Families to Identify Risk Genes</w:t>
+      </w:r>
+    </w:p>
+    <w:p>
+      <w:pPr>
+        <w:pStyle w:val="Date"/>
+      </w:pPr>
+      <w:r>
+        <w:t xml:space="preserve">2026-04-29</w:t>
       </w:r>
     </w:p>
     <w:p>
@@ -93,7 +101,7 @@
         <w:t xml:space="preserve"> </w:t>
       </w:r>
       <w:r>
-        <w:t xml:space="preserve">Approximately 2-3 hours (depending on student familiarity with R) (</w:t>
+        <w:t xml:space="preserve">Approximately 1.5 - 2 hours (estimated with community college students) (</w:t>
       </w:r>
       <w:hyperlink r:id="rId23">
         <w:r>
@@ -397,7 +405,7 @@
       </w:r>
     </w:p>
     <w:bookmarkEnd w:id="34"/>
-    <w:bookmarkStart w:id="43" w:name="materials"/>
+    <w:bookmarkStart w:id="45" w:name="materials"/>
     <w:p>
       <w:pPr>
         <w:pStyle w:val="Heading2"/>
@@ -406,7 +414,7 @@
         <w:t xml:space="preserve">Materials</w:t>
       </w:r>
     </w:p>
-    <w:bookmarkStart w:id="39" w:name="student-activity"/>
+    <w:bookmarkStart w:id="41" w:name="student-activity"/>
     <w:p>
       <w:pPr>
         <w:pStyle w:val="Heading3"/>
@@ -491,9 +499,152 @@
         </w:r>
       </w:hyperlink>
     </w:p>
-    <w:p>
-      <w:pPr>
-        <w:pStyle w:val="FirstParagraph"/>
+    <w:tbl>
+      <w:tblPr>
+        <w:tblStyle w:val="Table"/>
+        <w:tblLook w:firstRow="0" w:lastRow="0" w:firstColumn="0" w:lastColumn="0" w:noHBand="0" w:noVBand="0" w:val="0000"/>
+        <w:tblBorders>
+          <w:top w:val="single" w:sz="4" w:space="0" w:color="00A047"/>
+          <w:left w:val="single" w:sz="24" w:space="0" w:color="00A047"/>
+          <w:bottom w:val="single" w:sz="4" w:space="0" w:color="00A047"/>
+          <w:right w:val="single" w:sz="4" w:space="0" w:color="00A047"/>
+        </w:tblBorders>
+        <w:tblCellMar>
+          <w:left w:w="144" w:type="dxa"/>
+          <w:right w:w="144" w:type="dxa"/>
+        </w:tblCellMar>
+        <w:tblLook w:firstRow="0" w:lastRow="0" w:firstColumn="0" w:lastColumn="0" w:noHBand="0" w:noVBand="0" w:val="0000"/>
+      </w:tblPr>
+      <w:tr>
+        <w:trPr>
+          <w:cantSplit/>
+        </w:trPr>
+        <w:tc>
+          <w:tcPr>
+            <w:shd w:color="auto" w:fill="ccf1e3" w:val="clear"/>
+            <w:tcMar>
+              <w:top w:w="92" w:type="dxa"/>
+              <w:bottom w:w="92" w:type="dxa"/>
+            </w:tcMar>
+          </w:tcPr>
+          <w:p>
+            <w:pPr>
+              <w:pStyle w:val="FirstParagraph"/>
+            </w:pPr>
+            <w:pPr>
+              <w:spacing w:before="0" w:after="0"/>
+              <w:textAlignment w:val="center"/>
+            </w:pPr>
+            <w:r>
+              <w:drawing>
+                <wp:inline>
+                  <wp:extent cx="152400" cy="152400"/>
+                  <wp:effectExtent b="0" l="0" r="0" t="0"/>
+                  <wp:docPr descr="" title="" id="39" name="Picture"/>
+                  <a:graphic>
+                    <a:graphicData uri="http://schemas.openxmlformats.org/drawingml/2006/picture">
+                      <pic:pic>
+                        <pic:nvPicPr>
+                          <pic:cNvPr descr="/opt/quarto/share/formats/docx/tip.png" id="40" name="Picture"/>
+                          <pic:cNvPicPr>
+                            <a:picLocks noChangeArrowheads="1" noChangeAspect="1"/>
+                          </pic:cNvPicPr>
+                        </pic:nvPicPr>
+                        <pic:blipFill>
+                          <a:blip r:embed="rId28"/>
+                          <a:stretch>
+                            <a:fillRect/>
+                          </a:stretch>
+                        </pic:blipFill>
+                        <pic:spPr bwMode="auto">
+                          <a:xfrm>
+                            <a:off x="0" y="0"/>
+                            <a:ext cx="152400" cy="152400"/>
+                          </a:xfrm>
+                          <a:prstGeom prst="rect">
+                            <a:avLst/>
+                          </a:prstGeom>
+                          <a:noFill/>
+                          <a:ln w="9525">
+                            <a:noFill/>
+                            <a:headEnd/>
+                            <a:tailEnd/>
+                          </a:ln>
+                        </pic:spPr>
+                      </pic:pic>
+                    </a:graphicData>
+                  </a:graphic>
+                </wp:inline>
+              </w:drawing>
+            </w:r>
+            <w:r>
+              <w:t xml:space="preserve"> </w:t>
+            </w:r>
+            <w:r>
+              <w:t xml:space="preserve"> </w:t>
+            </w:r>
+            <w:r>
+              <w:t xml:space="preserve">Instructor Tip</w:t>
+            </w:r>
+          </w:p>
+        </w:tc>
+      </w:tr>
+      <w:tr>
+        <w:trPr>
+          <w:cantSplit/>
+        </w:trPr>
+        <w:tc>
+          <w:tcPr>
+            <w:tcMar>
+              <w:top w:w="108" w:type="dxa"/>
+              <w:bottom w:w="108" w:type="dxa"/>
+            </w:tcMar>
+          </w:tcPr>
+          <w:p>
+            <w:pPr>
+              <w:pStyle w:val="BodyText"/>
+            </w:pPr>
+            <w:pPr>
+              <w:spacing w:before="16"/>
+            </w:pPr>
+            <w:r>
+              <w:t xml:space="preserve">Instructors have mentioned this works well as an</w:t>
+            </w:r>
+            <w:r>
+              <w:t xml:space="preserve"> </w:t>
+            </w:r>
+            <w:r>
+              <w:rPr>
+                <w:b/>
+                <w:bCs/>
+              </w:rPr>
+              <w:t xml:space="preserve">in-class</w:t>
+            </w:r>
+            <w:r>
+              <w:t xml:space="preserve"> </w:t>
+            </w:r>
+            <w:r>
+              <w:t xml:space="preserve">activity, compared to an independent modality such as assigned homework.</w:t>
+            </w:r>
+          </w:p>
+          <w:p>
+            <w:pPr>
+              <w:pStyle w:val="BodyText"/>
+            </w:pPr>
+            <w:pPr>
+              <w:spacing w:after="16"/>
+            </w:pPr>
+            <w:r>
+              <w:t xml:space="preserve">You might have students work in teams with one doing the code and the other following the instructions</w:t>
+            </w:r>
+          </w:p>
+          <w:p/>
+        </w:tc>
+      </w:tr>
+    </w:tbl>
+    <w:p>
+      <w:pPr>
+        <w:pStyle w:val="BodyText"/>
       </w:pPr>
       <w:r>
         <w:t xml:space="preserve">Students will need RStudio, data, and the R package:</w:t>
@@ -550,8 +701,8 @@
         <w:t xml:space="preserve">package, and downloaded data from https://genomicseducation.org/data/pedigree_data.csv. Instructors are welcome to download the data and provide it via email or an LMS system if desired.</w:t>
       </w:r>
     </w:p>
-    <w:bookmarkEnd w:id="39"/>
-    <w:bookmarkStart w:id="42" w:name="instructor-materials"/>
+    <w:bookmarkEnd w:id="41"/>
+    <w:bookmarkStart w:id="44" w:name="instructor-materials"/>
     <w:p>
       <w:pPr>
         <w:pStyle w:val="Heading3"/>
@@ -570,7 +721,7 @@
       <w:r>
         <w:t xml:space="preserve"> </w:t>
       </w:r>
-      <w:hyperlink r:id="rId40">
+      <w:hyperlink r:id="rId42">
         <w:r>
           <w:rPr>
             <w:rStyle w:val="Hyperlink"/>
@@ -592,7 +743,7 @@
       <w:r>
         <w:t xml:space="preserve"> </w:t>
       </w:r>
-      <w:hyperlink r:id="rId41">
+      <w:hyperlink r:id="rId43">
         <w:r>
           <w:rPr>
             <w:rStyle w:val="Hyperlink"/>
@@ -604,9 +755,9 @@
         <w:t xml:space="preserve">. Please message Ava Hoffman (ahoffma2 at fredhutch dot org) to get access.</w:t>
       </w:r>
     </w:p>
-    <w:bookmarkEnd w:id="42"/>
-    <w:bookmarkEnd w:id="43"/>
-    <w:bookmarkStart w:id="45" w:name="scientific-topics"/>
+    <w:bookmarkEnd w:id="44"/>
+    <w:bookmarkEnd w:id="45"/>
+    <w:bookmarkStart w:id="49" w:name="scientific-topics"/>
     <w:p>
       <w:pPr>
         <w:pStyle w:val="Heading2"/>
@@ -625,7 +776,7 @@
       <w:r>
         <w:t xml:space="preserve"> </w:t>
       </w:r>
-      <w:hyperlink r:id="rId44">
+      <w:hyperlink r:id="rId46">
         <w:r>
           <w:rPr>
             <w:rStyle w:val="Hyperlink"/>
@@ -690,8 +841,136 @@
         <w:t xml:space="preserve">DAO Gene: D-amino acid oxidase gene identified as significantly associated with bipolar disorder risk</w:t>
       </w:r>
     </w:p>
-    <w:bookmarkEnd w:id="45"/>
-    <w:bookmarkStart w:id="46" w:name="outline"/>
+    <w:tbl>
+      <w:tblPr>
+        <w:tblStyle w:val="Table"/>
+        <w:tblLook w:firstRow="0" w:lastRow="0" w:firstColumn="0" w:lastColumn="0" w:noHBand="0" w:noVBand="0" w:val="0000"/>
+        <w:tblBorders>
+          <w:top w:val="single" w:sz="4" w:space="0" w:color="00A047"/>
+          <w:left w:val="single" w:sz="24" w:space="0" w:color="00A047"/>
+          <w:bottom w:val="single" w:sz="4" w:space="0" w:color="00A047"/>
+          <w:right w:val="single" w:sz="4" w:space="0" w:color="00A047"/>
+        </w:tblBorders>
+        <w:tblCellMar>
+          <w:left w:w="144" w:type="dxa"/>
+          <w:right w:w="144" w:type="dxa"/>
+        </w:tblCellMar>
+        <w:tblLook w:firstRow="0" w:lastRow="0" w:firstColumn="0" w:lastColumn="0" w:noHBand="0" w:noVBand="0" w:val="0000"/>
+      </w:tblPr>
+      <w:tr>
+        <w:trPr>
+          <w:cantSplit/>
+        </w:trPr>
+        <w:tc>
+          <w:tcPr>
+            <w:shd w:color="auto" w:fill="ccf1e3" w:val="clear"/>
+            <w:tcMar>
+              <w:top w:w="92" w:type="dxa"/>
+              <w:bottom w:w="92" w:type="dxa"/>
+            </w:tcMar>
+          </w:tcPr>
+          <w:p>
+            <w:pPr>
+              <w:pStyle w:val="FirstParagraph"/>
+            </w:pPr>
+            <w:pPr>
+              <w:spacing w:before="0" w:after="0"/>
+              <w:textAlignment w:val="center"/>
+            </w:pPr>
+            <w:r>
+              <w:drawing>
+                <wp:inline>
+                  <wp:extent cx="152400" cy="152400"/>
+                  <wp:effectExtent b="0" l="0" r="0" t="0"/>
+                  <wp:docPr descr="" title="" id="47" name="Picture"/>
+                  <a:graphic>
+                    <a:graphicData uri="http://schemas.openxmlformats.org/drawingml/2006/picture">
+                      <pic:pic>
+                        <pic:nvPicPr>
+                          <pic:cNvPr descr="/opt/quarto/share/formats/docx/tip.png" id="48" name="Picture"/>
+                          <pic:cNvPicPr>
+                            <a:picLocks noChangeArrowheads="1" noChangeAspect="1"/>
+                          </pic:cNvPicPr>
+                        </pic:nvPicPr>
+                        <pic:blipFill>
+                          <a:blip r:embed="rId28"/>
+                          <a:stretch>
+                            <a:fillRect/>
+                          </a:stretch>
+                        </pic:blipFill>
+                        <pic:spPr bwMode="auto">
+                          <a:xfrm>
+                            <a:off x="0" y="0"/>
+                            <a:ext cx="152400" cy="152400"/>
+                          </a:xfrm>
+                          <a:prstGeom prst="rect">
+                            <a:avLst/>
+                          </a:prstGeom>
+                          <a:noFill/>
+                          <a:ln w="9525">
+                            <a:noFill/>
+                            <a:headEnd/>
+                            <a:tailEnd/>
+                          </a:ln>
+                        </pic:spPr>
+                      </pic:pic>
+                    </a:graphicData>
+                  </a:graphic>
+                </wp:inline>
+              </w:drawing>
+            </w:r>
+            <w:r>
+              <w:t xml:space="preserve"> </w:t>
+            </w:r>
+            <w:r>
+              <w:t xml:space="preserve"> </w:t>
+            </w:r>
+            <w:r>
+              <w:t xml:space="preserve">Instructor Tip</w:t>
+            </w:r>
+          </w:p>
+        </w:tc>
+      </w:tr>
+      <w:tr>
+        <w:trPr>
+          <w:cantSplit/>
+        </w:trPr>
+        <w:tc>
+          <w:tcPr>
+            <w:tcMar>
+              <w:top w:w="108" w:type="dxa"/>
+              <w:bottom w:w="108" w:type="dxa"/>
+            </w:tcMar>
+          </w:tcPr>
+          <w:p>
+            <w:pPr>
+              <w:pStyle w:val="BodyText"/>
+            </w:pPr>
+            <w:pPr>
+              <w:spacing w:before="16" w:after="16"/>
+            </w:pPr>
+            <w:r>
+              <w:t xml:space="preserve">Students might struggle with the question,</w:t>
+            </w:r>
+            <w:r>
+              <w:t xml:space="preserve"> </w:t>
+            </w:r>
+            <w:r>
+              <w:t xml:space="preserve">“Many individuals are missing diagnoses, genotypes, or both. Why do you think that might be the case?”</w:t>
+            </w:r>
+            <w:r>
+              <w:t xml:space="preserve"> </w:t>
+            </w:r>
+            <w:r>
+              <w:t xml:space="preserve">Encourage them to think critically and consider ethics here!</w:t>
+            </w:r>
+          </w:p>
+          <w:p/>
+        </w:tc>
+      </w:tr>
+    </w:tbl>
+    <w:bookmarkEnd w:id="49"/>
+    <w:bookmarkStart w:id="50" w:name="outline"/>
     <w:p>
       <w:pPr>
         <w:pStyle w:val="Heading2"/>
@@ -744,7 +1023,7 @@
         <w:t xml:space="preserve">Part 4: Genotype Mapping and Analysis (30-40 minutes)</w:t>
       </w:r>
     </w:p>
-    <w:bookmarkEnd w:id="46"/>
+    <w:bookmarkEnd w:id="50"/>
     <w:sectPr>
       <w:footnotePr>
         <w:numRestart w:val="eachSect"/>

--- a/docs/docx/module/family_markers.docx
+++ b/docs/docx/module/family_markers.docx
@@ -499,6 +499,65 @@
         </w:r>
       </w:hyperlink>
     </w:p>
+    <w:p>
+      <w:pPr>
+        <w:pStyle w:val="FirstParagraph"/>
+      </w:pPr>
+      <w:r>
+        <w:t xml:space="preserve">Students will need RStudio, data, and the R package:</w:t>
+      </w:r>
+      <w:r>
+        <w:t xml:space="preserve"> </w:t>
+      </w:r>
+      <w:r>
+        <w:rPr>
+          <w:rStyle w:val="VerbatimChar"/>
+        </w:rPr>
+        <w:t xml:space="preserve">kinship2</w:t>
+      </w:r>
+      <w:r>
+        <w:t xml:space="preserve">. This means either:</w:t>
+      </w:r>
+    </w:p>
+    <w:p>
+      <w:pPr>
+        <w:pStyle w:val="Compact"/>
+        <w:numPr>
+          <w:ilvl w:val="0"/>
+          <w:numId w:val="1003"/>
+        </w:numPr>
+      </w:pPr>
+      <w:r>
+        <w:t xml:space="preserve">A device with an internet connection for this activity as written (using Posit Cloud), access to the data hosted at https://genomicseducation.org/data/pedigree_data.csv.</w:t>
+      </w:r>
+    </w:p>
+    <w:p>
+      <w:pPr>
+        <w:pStyle w:val="Compact"/>
+        <w:numPr>
+          <w:ilvl w:val="0"/>
+          <w:numId w:val="1003"/>
+        </w:numPr>
+      </w:pPr>
+      <w:r>
+        <w:t xml:space="preserve">A local installation of R or RStudio, the ability to install the</w:t>
+      </w:r>
+      <w:r>
+        <w:t xml:space="preserve"> </w:t>
+      </w:r>
+      <w:r>
+        <w:rPr>
+          <w:rStyle w:val="VerbatimChar"/>
+        </w:rPr>
+        <w:t xml:space="preserve">kinship2</w:t>
+      </w:r>
+      <w:r>
+        <w:t xml:space="preserve"> </w:t>
+      </w:r>
+      <w:r>
+        <w:t xml:space="preserve">package, and downloaded data from https://genomicseducation.org/data/pedigree_data.csv. Instructors are welcome to download the data and provide it via email or an LMS system if desired.</w:t>
+      </w:r>
+    </w:p>
     <w:tbl>
       <w:tblPr>
         <w:tblStyle w:val="Table"/>
@@ -642,65 +701,6 @@
         </w:tc>
       </w:tr>
     </w:tbl>
-    <w:p>
-      <w:pPr>
-        <w:pStyle w:val="BodyText"/>
-      </w:pPr>
-      <w:r>
-        <w:t xml:space="preserve">Students will need RStudio, data, and the R package:</w:t>
-      </w:r>
-      <w:r>
-        <w:t xml:space="preserve"> </w:t>
-      </w:r>
-      <w:r>
-        <w:rPr>
-          <w:rStyle w:val="VerbatimChar"/>
-        </w:rPr>
-        <w:t xml:space="preserve">kinship2</w:t>
-      </w:r>
-      <w:r>
-        <w:t xml:space="preserve">. This means either:</w:t>
-      </w:r>
-    </w:p>
-    <w:p>
-      <w:pPr>
-        <w:pStyle w:val="Compact"/>
-        <w:numPr>
-          <w:ilvl w:val="0"/>
-          <w:numId w:val="1003"/>
-        </w:numPr>
-      </w:pPr>
-      <w:r>
-        <w:t xml:space="preserve">A device with an internet connection for this activity as written (using Posit Cloud), access to the data hosted at https://genomicseducation.org/data/pedigree_data.csv.</w:t>
-      </w:r>
-    </w:p>
-    <w:p>
-      <w:pPr>
-        <w:pStyle w:val="Compact"/>
-        <w:numPr>
-          <w:ilvl w:val="0"/>
-          <w:numId w:val="1003"/>
-        </w:numPr>
-      </w:pPr>
-      <w:r>
-        <w:t xml:space="preserve">A local installation of R or RStudio, the ability to install the</w:t>
-      </w:r>
-      <w:r>
-        <w:t xml:space="preserve"> </w:t>
-      </w:r>
-      <w:r>
-        <w:rPr>
-          <w:rStyle w:val="VerbatimChar"/>
-        </w:rPr>
-        <w:t xml:space="preserve">kinship2</w:t>
-      </w:r>
-      <w:r>
-        <w:t xml:space="preserve"> </w:t>
-      </w:r>
-      <w:r>
-        <w:t xml:space="preserve">package, and downloaded data from https://genomicseducation.org/data/pedigree_data.csv. Instructors are welcome to download the data and provide it via email or an LMS system if desired.</w:t>
-      </w:r>
-    </w:p>
     <w:bookmarkEnd w:id="41"/>
     <w:bookmarkStart w:id="44" w:name="instructor-materials"/>
     <w:p>

--- a/docs/docx/module/family_markers.docx
+++ b/docs/docx/module/family_markers.docx
@@ -694,7 +694,7 @@
               <w:spacing w:after="16"/>
             </w:pPr>
             <w:r>
-              <w:t xml:space="preserve">You might have students work in teams with one doing the code and the other following the instructions</w:t>
+              <w:t xml:space="preserve">You might have students work in teams with one doing the code and the other following the instructions.</w:t>
             </w:r>
           </w:p>
           <w:p/>
@@ -757,7 +757,7 @@
     </w:p>
     <w:bookmarkEnd w:id="44"/>
     <w:bookmarkEnd w:id="45"/>
-    <w:bookmarkStart w:id="49" w:name="scientific-topics"/>
+    <w:bookmarkStart w:id="52" w:name="scientific-topics"/>
     <w:p>
       <w:pPr>
         <w:pStyle w:val="Heading2"/>
@@ -969,8 +969,141 @@
         </w:tc>
       </w:tr>
     </w:tbl>
-    <w:bookmarkEnd w:id="49"/>
-    <w:bookmarkStart w:id="50" w:name="outline"/>
+    <w:p>
+      <w:pPr>
+        <w:pStyle w:val="BodyText"/>
+      </w:pPr>
+      <w:r>
+        <w:t xml:space="preserve"> </w:t>
+      </w:r>
+    </w:p>
+    <w:tbl>
+      <w:tblPr>
+        <w:tblStyle w:val="Table"/>
+        <w:tblLook w:firstRow="0" w:lastRow="0" w:firstColumn="0" w:lastColumn="0" w:noHBand="0" w:noVBand="0" w:val="0000"/>
+        <w:tblBorders>
+          <w:top w:val="single" w:sz="4" w:space="0" w:color="0758E5"/>
+          <w:left w:val="single" w:sz="24" w:space="0" w:color="0758E5"/>
+          <w:bottom w:val="single" w:sz="4" w:space="0" w:color="0758E5"/>
+          <w:right w:val="single" w:sz="4" w:space="0" w:color="0758E5"/>
+        </w:tblBorders>
+        <w:tblCellMar>
+          <w:left w:w="144" w:type="dxa"/>
+          <w:right w:w="144" w:type="dxa"/>
+        </w:tblCellMar>
+        <w:tblLook w:firstRow="0" w:lastRow="0" w:firstColumn="0" w:lastColumn="0" w:noHBand="0" w:noVBand="0" w:val="0000"/>
+      </w:tblPr>
+      <w:tr>
+        <w:trPr>
+          <w:cantSplit/>
+        </w:trPr>
+        <w:tc>
+          <w:tcPr>
+            <w:shd w:color="auto" w:fill="dae6fb" w:val="clear"/>
+            <w:tcMar>
+              <w:top w:w="92" w:type="dxa"/>
+              <w:bottom w:w="92" w:type="dxa"/>
+            </w:tcMar>
+          </w:tcPr>
+          <w:p>
+            <w:pPr>
+              <w:pStyle w:val="BodyText"/>
+            </w:pPr>
+            <w:pPr>
+              <w:spacing w:before="0" w:after="0"/>
+              <w:textAlignment w:val="center"/>
+            </w:pPr>
+            <w:r>
+              <w:drawing>
+                <wp:inline>
+                  <wp:extent cx="152400" cy="152400"/>
+                  <wp:effectExtent b="0" l="0" r="0" t="0"/>
+                  <wp:docPr descr="" title="" id="50" name="Picture"/>
+                  <a:graphic>
+                    <a:graphicData uri="http://schemas.openxmlformats.org/drawingml/2006/picture">
+                      <pic:pic>
+                        <pic:nvPicPr>
+                          <pic:cNvPr descr="/opt/quarto/share/formats/docx/note.png" id="51" name="Picture"/>
+                          <pic:cNvPicPr>
+                            <a:picLocks noChangeArrowheads="1" noChangeAspect="1"/>
+                          </pic:cNvPicPr>
+                        </pic:nvPicPr>
+                        <pic:blipFill>
+                          <a:blip r:embed="rId49"/>
+                          <a:stretch>
+                            <a:fillRect/>
+                          </a:stretch>
+                        </pic:blipFill>
+                        <pic:spPr bwMode="auto">
+                          <a:xfrm>
+                            <a:off x="0" y="0"/>
+                            <a:ext cx="152400" cy="152400"/>
+                          </a:xfrm>
+                          <a:prstGeom prst="rect">
+                            <a:avLst/>
+                          </a:prstGeom>
+                          <a:noFill/>
+                          <a:ln w="9525">
+                            <a:noFill/>
+                            <a:headEnd/>
+                            <a:tailEnd/>
+                          </a:ln>
+                        </pic:spPr>
+                      </pic:pic>
+                    </a:graphicData>
+                  </a:graphic>
+                </wp:inline>
+              </w:drawing>
+            </w:r>
+            <w:r>
+              <w:t xml:space="preserve"> </w:t>
+            </w:r>
+            <w:r>
+              <w:t xml:space="preserve"> </w:t>
+            </w:r>
+            <w:r>
+              <w:t xml:space="preserve">Note</w:t>
+            </w:r>
+          </w:p>
+        </w:tc>
+      </w:tr>
+      <w:tr>
+        <w:trPr>
+          <w:cantSplit/>
+        </w:trPr>
+        <w:tc>
+          <w:tcPr>
+            <w:tcMar>
+              <w:top w:w="108" w:type="dxa"/>
+              <w:bottom w:w="108" w:type="dxa"/>
+            </w:tcMar>
+          </w:tcPr>
+          <w:p>
+            <w:pPr>
+              <w:pStyle w:val="BodyText"/>
+            </w:pPr>
+            <w:pPr>
+              <w:spacing w:before="16" w:after="16"/>
+            </w:pPr>
+            <w:r>
+              <w:t xml:space="preserve">You might also wish to include a discussion of genetic sex versus gender expression. There is growing awareness of the nonbinary nature of sex and gender, as well as respect for the importance in clinical settings of a person’s self-identified gender and sexuality</w:t>
+            </w:r>
+            <w:r>
+              <w:t xml:space="preserve"> </w:t>
+            </w:r>
+            <w:r>
+              <w:t xml:space="preserve">[1]</w:t>
+            </w:r>
+            <w:r>
+              <w:t xml:space="preserve">. For example, more inclusive pedigrees might use shapes that align with gender expression, while noting biological sex (such as assigned female at birth, or AFAB) underneath.</w:t>
+            </w:r>
+          </w:p>
+          <w:p/>
+        </w:tc>
+      </w:tr>
+    </w:tbl>
+    <w:bookmarkEnd w:id="52"/>
+    <w:bookmarkStart w:id="57" w:name="outline"/>
     <w:p>
       <w:pPr>
         <w:pStyle w:val="Heading2"/>
@@ -987,7 +1120,7 @@
         </w:numPr>
       </w:pPr>
       <w:r>
-        <w:t xml:space="preserve">Part 1: Background and Setup (30-45 minutes)</w:t>
+        <w:t xml:space="preserve">Part 1: Background and Setup (20-25 minutes)</w:t>
       </w:r>
     </w:p>
     <w:p>
@@ -998,7 +1131,7 @@
         </w:numPr>
       </w:pPr>
       <w:r>
-        <w:t xml:space="preserve">Part 2: Basic Pedigree Construction (20-30 minutes)</w:t>
+        <w:t xml:space="preserve">Part 2: Basic Pedigree Construction (20-25 minutes)</w:t>
       </w:r>
     </w:p>
     <w:p>
@@ -1009,7 +1142,7 @@
         </w:numPr>
       </w:pPr>
       <w:r>
-        <w:t xml:space="preserve">Part 3: Adding Diagnostic Information (15-20 minutes)</w:t>
+        <w:t xml:space="preserve">Part 3: Adding Diagnostic Information (15 minutes)</w:t>
       </w:r>
     </w:p>
     <w:p>
@@ -1023,7 +1156,72 @@
         <w:t xml:space="preserve">Part 4: Genotype Mapping and Analysis (30-40 minutes)</w:t>
       </w:r>
     </w:p>
-    <w:bookmarkEnd w:id="50"/>
+    <w:bookmarkStart w:id="56" w:name="refs"/>
+    <w:bookmarkStart w:id="55" w:name="ref-Bennett2022"/>
+    <w:p>
+      <w:pPr>
+        <w:pStyle w:val="Bibliography"/>
+      </w:pPr>
+      <w:r>
+        <w:t xml:space="preserve">[1]</w:t>
+      </w:r>
+      <w:r>
+        <w:t xml:space="preserve"> </w:t>
+      </w:r>
+      <w:r>
+        <w:t xml:space="preserve">	</w:t>
+      </w:r>
+      <w:r>
+        <w:t xml:space="preserve">R. L. Bennett, K. S. French, R. G. Resta, and J. Austin,</w:t>
+      </w:r>
+      <w:r>
+        <w:t xml:space="preserve"> </w:t>
+      </w:r>
+      <w:r>
+        <w:t xml:space="preserve">“Practice resource-focused revision: Standardized pedigree nomenclature update centered on sex and gender inclusivity: A practice resource of the national society of genetic counselors,”</w:t>
+      </w:r>
+      <w:r>
+        <w:t xml:space="preserve"> </w:t>
+      </w:r>
+      <w:r>
+        <w:rPr>
+          <w:i/>
+          <w:iCs/>
+        </w:rPr>
+        <w:t xml:space="preserve">Journal of Genetic Counseling</w:t>
+      </w:r>
+      <w:r>
+        <w:t xml:space="preserve">, vol. 31, no. 6, pp. 1238–1248, 2022, doi:</w:t>
+      </w:r>
+      <w:r>
+        <w:t xml:space="preserve"> </w:t>
+      </w:r>
+      <w:hyperlink r:id="rId53">
+        <w:r>
+          <w:rPr>
+            <w:rStyle w:val="Hyperlink"/>
+          </w:rPr>
+          <w:t xml:space="preserve">https://doi.org/10.1002/jgc4.1621</w:t>
+        </w:r>
+      </w:hyperlink>
+      <w:r>
+        <w:t xml:space="preserve">. Available:</w:t>
+      </w:r>
+      <w:r>
+        <w:t xml:space="preserve"> </w:t>
+      </w:r>
+      <w:hyperlink r:id="rId54">
+        <w:r>
+          <w:rPr>
+            <w:rStyle w:val="Hyperlink"/>
+          </w:rPr>
+          <w:t xml:space="preserve">https://onlinelibrary.wiley.com/doi/abs/10.1002/jgc4.1621</w:t>
+        </w:r>
+      </w:hyperlink>
+    </w:p>
+    <w:bookmarkEnd w:id="55"/>
+    <w:bookmarkEnd w:id="56"/>
+    <w:bookmarkEnd w:id="57"/>
     <w:sectPr>
       <w:footnotePr>
         <w:numRestart w:val="eachSect"/>

--- a/docs/docx/module/family_markers.docx
+++ b/docs/docx/module/family_markers.docx
@@ -19,7 +19,7 @@
         <w:pStyle w:val="Date"/>
       </w:pPr>
       <w:r>
-        <w:t xml:space="preserve">2026-04-29</w:t>
+        <w:t xml:space="preserve">2026-05-28</w:t>
       </w:r>
     </w:p>
     <w:p>

--- a/docs/docx/module/family_markers.docx
+++ b/docs/docx/module/family_markers.docx
@@ -19,7 +19,7 @@
         <w:pStyle w:val="Date"/>
       </w:pPr>
       <w:r>
-        <w:t xml:space="preserve">2026-05-28</w:t>
+        <w:t xml:space="preserve">2026-06-01</w:t>
       </w:r>
     </w:p>
     <w:p>

--- a/docs/docx/module/family_markers.docx
+++ b/docs/docx/module/family_markers.docx
@@ -19,7 +19,7 @@
         <w:pStyle w:val="Date"/>
       </w:pPr>
       <w:r>
-        <w:t xml:space="preserve">2026-06-01</w:t>
+        <w:t xml:space="preserve">2026-06-02</w:t>
       </w:r>
     </w:p>
     <w:p>

--- a/docs/docx/module/family_markers.docx
+++ b/docs/docx/module/family_markers.docx
@@ -7,10 +7,6 @@
         <w:pStyle w:val="Title"/>
       </w:pPr>
       <w:r>
-        <w:rPr>
-          <w:b/>
-          <w:bCs/>
-        </w:rPr>
         <w:t xml:space="preserve">Family Markers: Using Multiply-Affected Families to Identify Risk Genes</w:t>
       </w:r>
     </w:p>

--- a/docs/docx/module/family_markers.docx
+++ b/docs/docx/module/family_markers.docx
@@ -15,7 +15,7 @@
         <w:pStyle w:val="Date"/>
       </w:pPr>
       <w:r>
-        <w:t xml:space="preserve">2026-06-02</w:t>
+        <w:t xml:space="preserve">2026-06-03</w:t>
       </w:r>
     </w:p>
     <w:p>

--- a/docs/docx/module/family_markers.docx
+++ b/docs/docx/module/family_markers.docx
@@ -15,7 +15,7 @@
         <w:pStyle w:val="Date"/>
       </w:pPr>
       <w:r>
-        <w:t xml:space="preserve">2026-06-03</w:t>
+        <w:t xml:space="preserve">2026-07-22</w:t>
       </w:r>
     </w:p>
     <w:p>

--- a/docs/docx/module/family_markers.docx
+++ b/docs/docx/module/family_markers.docx
@@ -15,7 +15,7 @@
         <w:pStyle w:val="Date"/>
       </w:pPr>
       <w:r>
-        <w:t xml:space="preserve">2026-07-22</w:t>
+        <w:t xml:space="preserve">2026-08-26</w:t>
       </w:r>
     </w:p>
     <w:p>
